--- a/Résumé/RaymondLei_Resume2025.docx
+++ b/Résumé/RaymondLei_Resume2025.docx
@@ -17,7 +17,7 @@
         <mc:AlternateContent>
           <mc:Choice Requires="wps">
             <w:drawing>
-              <wp:anchor distT="0" distB="0" distL="114300" distR="114300" simplePos="0" relativeHeight="251658240" behindDoc="0" locked="0" layoutInCell="1" allowOverlap="1" wp14:anchorId="32D69B66" wp14:editId="1CECED03">
+              <wp:anchor distT="0" distB="0" distL="114300" distR="114300" simplePos="0" relativeHeight="251658240" behindDoc="0" locked="0" layoutInCell="1" allowOverlap="1" wp14:anchorId="32D69B66" wp14:editId="58C05246">
                 <wp:simplePos x="0" y="0"/>
                 <wp:positionH relativeFrom="margin">
                   <wp:align>center</wp:align>
@@ -119,7 +119,7 @@
                                 <wp:inline distT="0" distB="0" distL="0" distR="0" wp14:anchorId="104AD90F" wp14:editId="2275E167">
                                   <wp:extent cx="152400" cy="152400"/>
                                   <wp:effectExtent l="19050" t="0" r="0" b="0"/>
-                                  <wp:docPr id="3" name="imgPreview" descr="phone call, phone, mobile phone, Controls, telephone, phone receiver Icon"/>
+                                  <wp:docPr id="1504919818" name="imgPreview" descr="phone call, phone, mobile phone, Controls, telephone, phone receiver Icon"/>
                                   <wp:cNvGraphicFramePr>
                                     <a:graphicFrameLocks xmlns:a="http://schemas.openxmlformats.org/drawingml/2006/main" noChangeAspect="1"/>
                                   </wp:cNvGraphicFramePr>
@@ -253,7 +253,7 @@
                                 <wp:inline distT="0" distB="0" distL="0" distR="0" wp14:anchorId="1F54F4CD" wp14:editId="194021C9">
                                   <wp:extent cx="152400" cy="152400"/>
                                   <wp:effectExtent l="19050" t="0" r="0" b="0"/>
-                                  <wp:docPr id="4" name="imgPreview" descr="Email Icon"/>
+                                  <wp:docPr id="539178089" name="imgPreview" descr="Email Icon"/>
                                   <wp:cNvGraphicFramePr>
                                     <a:graphicFrameLocks xmlns:a="http://schemas.openxmlformats.org/drawingml/2006/main" noChangeAspect="1"/>
                                   </wp:cNvGraphicFramePr>
@@ -340,7 +340,7 @@
                                 <wp:inline distT="0" distB="0" distL="0" distR="0" wp14:anchorId="4C5CD02B" wp14:editId="1FAAEBA6">
                                   <wp:extent cx="171144" cy="171144"/>
                                   <wp:effectExtent l="0" t="0" r="0" b="0"/>
-                                  <wp:docPr id="5" name="imgPreview" descr="Map, marker, location, pin, position, map pin Icon"/>
+                                  <wp:docPr id="1645441394" name="imgPreview" descr="Map, marker, location, pin, position, map pin Icon"/>
                                   <wp:cNvGraphicFramePr>
                                     <a:graphicFrameLocks xmlns:a="http://schemas.openxmlformats.org/drawingml/2006/main" noChangeAspect="1"/>
                                   </wp:cNvGraphicFramePr>
@@ -437,7 +437,7 @@
                                 <wp:inline distT="0" distB="0" distL="0" distR="0" wp14:anchorId="7B1EF39A" wp14:editId="291838F0">
                                   <wp:extent cx="135890" cy="135890"/>
                                   <wp:effectExtent l="19050" t="0" r="0" b="0"/>
-                                  <wp:docPr id="6" name="imgPreview" descr="Label, Linkedin, linkedin logo, Logo Icon"/>
+                                  <wp:docPr id="2006906069" name="imgPreview" descr="Label, Linkedin, linkedin logo, Logo Icon"/>
                                   <wp:cNvGraphicFramePr>
                                     <a:graphicFrameLocks xmlns:a="http://schemas.openxmlformats.org/drawingml/2006/main" noChangeAspect="1"/>
                                   </wp:cNvGraphicFramePr>
@@ -511,7 +511,7 @@
                                 <wp:inline distT="0" distB="0" distL="0" distR="0" wp14:anchorId="229D60C8" wp14:editId="0A968BB0">
                                   <wp:extent cx="127645" cy="127645"/>
                                   <wp:effectExtent l="19050" t="0" r="5705" b="0"/>
-                                  <wp:docPr id="7" name="imgPreview" descr="github logo, square, Logo, Hape, Animal, logotype, Github Icon"/>
+                                  <wp:docPr id="654974642" name="imgPreview" descr="github logo, square, Logo, Hape, Animal, logotype, Github Icon"/>
                                   <wp:cNvGraphicFramePr>
                                     <a:graphicFrameLocks xmlns:a="http://schemas.openxmlformats.org/drawingml/2006/main" noChangeAspect="1"/>
                                   </wp:cNvGraphicFramePr>
@@ -685,7 +685,7 @@
                           <wp:inline distT="0" distB="0" distL="0" distR="0" wp14:anchorId="104AD90F" wp14:editId="2275E167">
                             <wp:extent cx="152400" cy="152400"/>
                             <wp:effectExtent l="19050" t="0" r="0" b="0"/>
-                            <wp:docPr id="3" name="imgPreview" descr="phone call, phone, mobile phone, Controls, telephone, phone receiver Icon"/>
+                            <wp:docPr id="1504919818" name="imgPreview" descr="phone call, phone, mobile phone, Controls, telephone, phone receiver Icon"/>
                             <wp:cNvGraphicFramePr>
                               <a:graphicFrameLocks xmlns:a="http://schemas.openxmlformats.org/drawingml/2006/main" noChangeAspect="1"/>
                             </wp:cNvGraphicFramePr>
@@ -819,7 +819,7 @@
                           <wp:inline distT="0" distB="0" distL="0" distR="0" wp14:anchorId="1F54F4CD" wp14:editId="194021C9">
                             <wp:extent cx="152400" cy="152400"/>
                             <wp:effectExtent l="19050" t="0" r="0" b="0"/>
-                            <wp:docPr id="4" name="imgPreview" descr="Email Icon"/>
+                            <wp:docPr id="539178089" name="imgPreview" descr="Email Icon"/>
                             <wp:cNvGraphicFramePr>
                               <a:graphicFrameLocks xmlns:a="http://schemas.openxmlformats.org/drawingml/2006/main" noChangeAspect="1"/>
                             </wp:cNvGraphicFramePr>
@@ -906,7 +906,7 @@
                           <wp:inline distT="0" distB="0" distL="0" distR="0" wp14:anchorId="4C5CD02B" wp14:editId="1FAAEBA6">
                             <wp:extent cx="171144" cy="171144"/>
                             <wp:effectExtent l="0" t="0" r="0" b="0"/>
-                            <wp:docPr id="5" name="imgPreview" descr="Map, marker, location, pin, position, map pin Icon"/>
+                            <wp:docPr id="1645441394" name="imgPreview" descr="Map, marker, location, pin, position, map pin Icon"/>
                             <wp:cNvGraphicFramePr>
                               <a:graphicFrameLocks xmlns:a="http://schemas.openxmlformats.org/drawingml/2006/main" noChangeAspect="1"/>
                             </wp:cNvGraphicFramePr>
@@ -1003,7 +1003,7 @@
                           <wp:inline distT="0" distB="0" distL="0" distR="0" wp14:anchorId="7B1EF39A" wp14:editId="291838F0">
                             <wp:extent cx="135890" cy="135890"/>
                             <wp:effectExtent l="19050" t="0" r="0" b="0"/>
-                            <wp:docPr id="6" name="imgPreview" descr="Label, Linkedin, linkedin logo, Logo Icon"/>
+                            <wp:docPr id="2006906069" name="imgPreview" descr="Label, Linkedin, linkedin logo, Logo Icon"/>
                             <wp:cNvGraphicFramePr>
                               <a:graphicFrameLocks xmlns:a="http://schemas.openxmlformats.org/drawingml/2006/main" noChangeAspect="1"/>
                             </wp:cNvGraphicFramePr>
@@ -1077,7 +1077,7 @@
                           <wp:inline distT="0" distB="0" distL="0" distR="0" wp14:anchorId="229D60C8" wp14:editId="0A968BB0">
                             <wp:extent cx="127645" cy="127645"/>
                             <wp:effectExtent l="19050" t="0" r="5705" b="0"/>
-                            <wp:docPr id="7" name="imgPreview" descr="github logo, square, Logo, Hape, Animal, logotype, Github Icon"/>
+                            <wp:docPr id="654974642" name="imgPreview" descr="github logo, square, Logo, Hape, Animal, logotype, Github Icon"/>
                             <wp:cNvGraphicFramePr>
                               <a:graphicFrameLocks xmlns:a="http://schemas.openxmlformats.org/drawingml/2006/main" noChangeAspect="1"/>
                             </wp:cNvGraphicFramePr>
@@ -1184,15 +1184,6 @@
           </mc:Fallback>
         </mc:AlternateContent>
       </w:r>
-      <w:proofErr w:type="gramStart"/>
-      <w:r>
-        <w:rPr>
-          <w:rStyle w:val="Hyperlink"/>
-          <w:rFonts w:asciiTheme="minorHAnsi" w:hAnsiTheme="minorHAnsi" w:cstheme="minorBidi"/>
-        </w:rPr>
-        <w:t>Se</w:t>
-      </w:r>
-      <w:proofErr w:type="gramEnd"/>
     </w:p>
     <w:p>
       <w:pPr>
@@ -1855,14 +1846,7 @@
           <w:rFonts w:asciiTheme="minorHAnsi" w:hAnsiTheme="minorHAnsi" w:cstheme="minorBidi"/>
           <w:b/>
         </w:rPr>
-        <w:t>202</w:t>
-      </w:r>
-      <w:r>
-        <w:rPr>
-          <w:rFonts w:asciiTheme="minorHAnsi" w:hAnsiTheme="minorHAnsi" w:cstheme="minorBidi"/>
-          <w:b/>
-        </w:rPr>
-        <w:t>3</w:t>
+        <w:t>2023</w:t>
       </w:r>
       <w:r>
         <w:rPr>
@@ -1876,28 +1860,7 @@
           <w:rFonts w:asciiTheme="minorHAnsi" w:hAnsiTheme="minorHAnsi" w:cstheme="minorBidi"/>
           <w:b/>
         </w:rPr>
-        <w:t>0</w:t>
-      </w:r>
-      <w:r>
-        <w:rPr>
-          <w:rFonts w:asciiTheme="minorHAnsi" w:hAnsiTheme="minorHAnsi" w:cstheme="minorBidi"/>
-          <w:b/>
-        </w:rPr>
-        <w:t>7</w:t>
-      </w:r>
-      <w:r>
-        <w:rPr>
-          <w:rFonts w:asciiTheme="minorHAnsi" w:hAnsiTheme="minorHAnsi" w:cstheme="minorBidi"/>
-          <w:b/>
-        </w:rPr>
-        <w:t>/202</w:t>
-      </w:r>
-      <w:r>
-        <w:rPr>
-          <w:rFonts w:asciiTheme="minorHAnsi" w:hAnsiTheme="minorHAnsi" w:cstheme="minorBidi"/>
-          <w:b/>
-        </w:rPr>
-        <w:t>4</w:t>
+        <w:t>07/2024</w:t>
       </w:r>
     </w:p>
     <w:p>
@@ -1913,37 +1876,12 @@
           <w:color w:val="000000" w:themeColor="text1"/>
         </w:rPr>
       </w:pPr>
-      <w:proofErr w:type="gramStart"/>
-      <w:r>
-        <w:rPr>
-          <w:rFonts w:cstheme="minorHAnsi"/>
-          <w:color w:val="000000" w:themeColor="text1"/>
-        </w:rPr>
-        <w:t>Wrote</w:t>
-      </w:r>
-      <w:proofErr w:type="gramEnd"/>
-      <w:r>
-        <w:rPr>
-          <w:rFonts w:cstheme="minorHAnsi"/>
-          <w:color w:val="000000" w:themeColor="text1"/>
-        </w:rPr>
-        <w:t xml:space="preserve"> </w:t>
-      </w:r>
-      <w:proofErr w:type="gramStart"/>
-      <w:r>
-        <w:rPr>
-          <w:rFonts w:cstheme="minorHAnsi"/>
-          <w:color w:val="000000" w:themeColor="text1"/>
-        </w:rPr>
-        <w:t>mini-programs</w:t>
-      </w:r>
-      <w:proofErr w:type="gramEnd"/>
-      <w:r>
-        <w:rPr>
-          <w:rFonts w:cstheme="minorHAnsi"/>
-          <w:color w:val="000000" w:themeColor="text1"/>
-        </w:rPr>
-        <w:t xml:space="preserve"> primarily to correct data in Azure </w:t>
+      <w:r>
+        <w:rPr>
+          <w:rFonts w:cstheme="minorHAnsi"/>
+          <w:color w:val="000000" w:themeColor="text1"/>
+        </w:rPr>
+        <w:t xml:space="preserve">Wrote mini-programs primarily to correct data in Azure </w:t>
       </w:r>
       <w:proofErr w:type="spellStart"/>
       <w:r>
@@ -2102,21 +2040,12 @@
           <w:color w:val="000000" w:themeColor="text1"/>
         </w:rPr>
       </w:pPr>
-      <w:proofErr w:type="gramStart"/>
-      <w:r>
-        <w:rPr>
-          <w:rFonts w:cstheme="minorHAnsi"/>
-          <w:color w:val="000000" w:themeColor="text1"/>
-        </w:rPr>
-        <w:t>Tried</w:t>
-      </w:r>
-      <w:proofErr w:type="gramEnd"/>
-      <w:r>
-        <w:rPr>
-          <w:rFonts w:cstheme="minorHAnsi"/>
-          <w:color w:val="000000" w:themeColor="text1"/>
-        </w:rPr>
-        <w:t xml:space="preserve"> to resolve several bugs to improve system stability.</w:t>
+      <w:r>
+        <w:rPr>
+          <w:rFonts w:cstheme="minorHAnsi"/>
+          <w:color w:val="000000" w:themeColor="text1"/>
+        </w:rPr>
+        <w:t>Tried to resolve several bugs to improve system stability.</w:t>
       </w:r>
     </w:p>
     <w:p>
@@ -2132,21 +2061,12 @@
           <w:color w:val="000000" w:themeColor="text1"/>
         </w:rPr>
       </w:pPr>
-      <w:proofErr w:type="gramStart"/>
-      <w:r>
-        <w:rPr>
-          <w:rFonts w:cstheme="minorHAnsi"/>
-          <w:color w:val="000000" w:themeColor="text1"/>
-        </w:rPr>
-        <w:t>Tried</w:t>
-      </w:r>
-      <w:proofErr w:type="gramEnd"/>
-      <w:r>
-        <w:rPr>
-          <w:rFonts w:cstheme="minorHAnsi"/>
-          <w:color w:val="000000" w:themeColor="text1"/>
-        </w:rPr>
-        <w:t xml:space="preserve"> to implement ASP.NET Core Controller PATCH Endpoints endpoint that complies with RFC 6902.</w:t>
+      <w:r>
+        <w:rPr>
+          <w:rFonts w:cstheme="minorHAnsi"/>
+          <w:color w:val="000000" w:themeColor="text1"/>
+        </w:rPr>
+        <w:t>Tried to implement ASP.NET Core Controller PATCH Endpoints endpoint that complies with RFC 6902.</w:t>
       </w:r>
     </w:p>
     <w:p>
@@ -7604,6 +7524,7 @@
   <w:style w:type="character" w:default="1" w:styleId="DefaultParagraphFont">
     <w:name w:val="Default Paragraph Font"/>
     <w:uiPriority w:val="1"/>
+    <w:semiHidden/>
     <w:unhideWhenUsed/>
   </w:style>
   <w:style w:type="table" w:default="1" w:styleId="TableNormal">
